--- a/projectes/EAPC/EAPC-2026-53_AM_TIC/requeriment_150-2/04_Model_conveni_compromis_docent.docx
+++ b/projectes/EAPC/EAPC-2026-53_AM_TIC/requeriment_150-2/04_Model_conveni_compromis_docent.docx
@@ -70,37 +70,27 @@
         <w:jc w:val="both"/>
       </w:pPr>
       <w:r>
-        <w:t xml:space="preserve">D'una part, </w:t>
-      </w:r>
-      <w:r>
-        <w:rPr>
-          <w:highlight w:val="yellow"/>
-          <w:highlightCs w:val="yellow"/>
-        </w:rPr>
-        <w:t xml:space="preserve">[nom i cognoms]</w:t>
-      </w:r>
-      <w:r>
-        <w:t xml:space="preserve">, amb NIF </w:t>
-      </w:r>
-      <w:r>
-        <w:rPr>
-          <w:highlight w:val="yellow"/>
-          <w:highlightCs w:val="yellow"/>
-        </w:rPr>
-        <w:t xml:space="preserve">[00000000X]</w:t>
-      </w:r>
-      <w:r>
-        <w:t xml:space="preserve">, en nom i representació de MULTIMÈDIA TARRAGONA, SL, amb NIF B43492784 i domicili al carrer Apodaca, 6, 1r A, 43004 Tarragona, en qualitat de </w:t>
-      </w:r>
-      <w:r>
-        <w:rPr>
-          <w:highlight w:val="yellow"/>
-          <w:highlightCs w:val="yellow"/>
-        </w:rPr>
-        <w:t xml:space="preserve">[càrrec]</w:t>
-      </w:r>
-      <w:r>
-        <w:t xml:space="preserve"> (d'ara endavant, «l'Empresa»).</w:t>
+        <w:t xml:space="preserve">D'una part, Rafael Cortés </w:t>
+      </w:r>
+      <w:r>
+        <w:rPr>
+          <w:highlight w:val="yellow"/>
+          <w:highlightCs w:val="yellow"/>
+        </w:rPr>
+        <w:t xml:space="preserve">[Contreras]</w:t>
+      </w:r>
+      <w:r>
+        <w:t xml:space="preserve">, amb NIF 39912250M, en nom i representació de MULTIMÈDIA TARRAGONA, SL, amb NIF B43492784 i domicili social a </w:t>
+      </w:r>
+      <w:r>
+        <w:rPr>
+          <w:highlight w:val="yellow"/>
+          <w:highlightCs w:val="yellow"/>
+        </w:rPr>
+        <w:t xml:space="preserve">[C. Joana Jugan, 2, Tarragona (segons l'oferta) / C. Apodaca, 6, 1r A, 43004 Tarragona (segons el requeriment): comprovar el domicili social]</w:t>
+      </w:r>
+      <w:r>
+        <w:t xml:space="preserve">, segons poders atorgats davant el notari Manuel Carlos Estrada del Castillo en data 13/12/2018, amb número de protocol 2654 (d'ara endavant, «l'Empresa»).</w:t>
       </w:r>
     </w:p>
     <w:p>
@@ -529,10 +519,17 @@
               <w:rPr>
                 <w:sz w:val="19"/>
                 <w:szCs w:val="19"/>
+              </w:rPr>
+              <w:t xml:space="preserve">Rafael Cortés </w:t>
+            </w:r>
+            <w:r>
+              <w:rPr>
+                <w:sz w:val="19"/>
+                <w:szCs w:val="19"/>
                 <w:highlight w:val="yellow"/>
                 <w:highlightCs w:val="yellow"/>
               </w:rPr>
-              <w:t xml:space="preserve">[Nom i cognoms, càrrec]</w:t>
+              <w:t xml:space="preserve">[Contreras]</w:t>
             </w:r>
           </w:p>
         </w:tc>

--- a/projectes/EAPC/EAPC-2026-53_AM_TIC/requeriment_150-2/04_Model_conveni_compromis_docent.docx
+++ b/projectes/EAPC/EAPC-2026-53_AM_TIC/requeriment_150-2/04_Model_conveni_compromis_docent.docx
@@ -80,17 +80,7 @@
         <w:t xml:space="preserve">[Contreras]</w:t>
       </w:r>
       <w:r>
-        <w:t xml:space="preserve">, amb NIF 39912250M, en nom i representació de MULTIMÈDIA TARRAGONA, SL, amb NIF B43492784 i domicili social a </w:t>
-      </w:r>
-      <w:r>
-        <w:rPr>
-          <w:highlight w:val="yellow"/>
-          <w:highlightCs w:val="yellow"/>
-        </w:rPr>
-        <w:t xml:space="preserve">[C. Joana Jugan, 2, Tarragona (segons l'oferta) / C. Apodaca, 6, 1r A, 43004 Tarragona (segons el requeriment): comprovar el domicili social]</w:t>
-      </w:r>
-      <w:r>
-        <w:t xml:space="preserve">, segons poders atorgats davant el notari Manuel Carlos Estrada del Castillo en data 13/12/2018, amb número de protocol 2654 (d'ara endavant, «l'Empresa»).</w:t>
+        <w:t xml:space="preserve">, amb NIF 39912250M, en nom i representació de MULTIMÈDIA TARRAGONA, SL, amb NIF B43492784 i domicili social a C. Joana Jugan, 2, 43002 Tarragona, segons poders atorgats davant el notari Manuel Carlos Estrada del Castillo en data 13/12/2018, amb número de protocol 2654 (d'ara endavant, «l'Empresa»).</w:t>
       </w:r>
     </w:p>
     <w:p>

--- a/projectes/EAPC/EAPC-2026-53_AM_TIC/requeriment_150-2/04_Model_conveni_compromis_docent.docx
+++ b/projectes/EAPC/EAPC-2026-53_AM_TIC/requeriment_150-2/04_Model_conveni_compromis_docent.docx
@@ -70,17 +70,7 @@
         <w:jc w:val="both"/>
       </w:pPr>
       <w:r>
-        <w:t xml:space="preserve">D'una part, Rafael Cortés </w:t>
-      </w:r>
-      <w:r>
-        <w:rPr>
-          <w:highlight w:val="yellow"/>
-          <w:highlightCs w:val="yellow"/>
-        </w:rPr>
-        <w:t xml:space="preserve">[Contreras]</w:t>
-      </w:r>
-      <w:r>
-        <w:t xml:space="preserve">, amb NIF 39912250M, en nom i representació de MULTIMÈDIA TARRAGONA, SL, amb NIF B43492784 i domicili social a C. Joana Jugan, 2, 43002 Tarragona, segons poders atorgats davant el notari Manuel Carlos Estrada del Castillo en data 13/12/2018, amb número de protocol 2654 (d'ara endavant, «l'Empresa»).</w:t>
+        <w:t xml:space="preserve">D'una part, Rafael Cortés Contreras, amb NIF 39912250M, en nom i representació de MULTIMÈDIA TARRAGONA, SL, amb NIF B43492784 i domicili social a C. Joana Jugan, 2, 43002 Tarragona, segons poders atorgats davant el notari Manuel Carlos Estrada del Castillo en data 13/12/2018, amb número de protocol 2654 (d'ara endavant, «l'Empresa»).</w:t>
       </w:r>
     </w:p>
     <w:p>
@@ -510,16 +500,7 @@
                 <w:sz w:val="19"/>
                 <w:szCs w:val="19"/>
               </w:rPr>
-              <w:t xml:space="preserve">Rafael Cortés </w:t>
-            </w:r>
-            <w:r>
-              <w:rPr>
-                <w:sz w:val="19"/>
-                <w:szCs w:val="19"/>
-                <w:highlight w:val="yellow"/>
-                <w:highlightCs w:val="yellow"/>
-              </w:rPr>
-              <w:t xml:space="preserve">[Contreras]</w:t>
+              <w:t xml:space="preserve">Rafael Cortés Contreras</w:t>
             </w:r>
           </w:p>
         </w:tc>
